--- a/emtrak_FA170_security_findings.docx
+++ b/emtrak_FA170_security_findings.docx
@@ -298,7 +298,19 @@
         <w:t xml:space="preserve">Result observed:  </w:t>
       </w:r>
       <w:r>
-        <w:t>The unit keeps transmitting on schedule (about once a second on serial, and at its normal slot on VHF), but while it ingests the oversized sentence it is starved of valid GPS input, so its position reports carry the “no position available” sentinel (latitude 91 / longitude 181) instead of a real fix. This no-position interval grows with input length: negligible below about 2,000 characters, rising to about 61 seconds at 16,384 characters, and was seen on both the serial output and the VHF transmissions. The interval tracks the time taken to write the oversized input, that is, how long the real GPS feed is held off the shared line.</w:t>
+        <w:t>The unit keeps transmitting on schedule (about once a second on serial, and at its normal slot on VHF), but while it ingests the oversized sentence</w:t>
+      </w:r>
+      <w:r>
+        <w:t>,</w:t>
+      </w:r>
+      <w:r>
+        <w:t xml:space="preserve"> it is starved of valid GPS input, so its position reports carry the </w:t>
+      </w:r>
+      <w:r>
+        <w:t>“</w:t>
+      </w:r>
+      <w:r>
+        <w:t>no position available” sentinel (latitude 91 / longitude 181) instead of a real fix. This no-position interval grows with input length: negligible below about 2,000 characters, rising to about 61 seconds at 16,384 characters, and was seen on both the serial output and the VHF transmissions. The interval tracks the time taken to write the oversized input, that is, how long the real GPS feed is held off the shared line.</w:t>
       </w:r>
     </w:p>
     <w:p>
@@ -320,7 +332,13 @@
         <w:t>z</w:t>
       </w:r>
       <w:r>
-        <w:t>es the shared serial line for as long as the attacker chooses to make it, starving the transponder of GPS so that it broadcasts “no position” for that interval; repeating it keeps the vessel un-plottable. This is not radio silence: the unit’s MMSI is still heard, but with no position the vessel cannot be shown at a location on other ships’ or VTS collision-avoidance displays. A longer input produces a longer outage.</w:t>
+        <w:t>es the shared serial line for as long as the attacker chooses to make it, starving the transponder of GPS so that it broadcasts “no position” for that interval; repeating it keeps the vessel un-plottable. This is not radio silence: the unit’s MMSI is still heard, but with no position</w:t>
+      </w:r>
+      <w:r>
+        <w:t>,</w:t>
+      </w:r>
+      <w:r>
+        <w:t xml:space="preserve"> the vessel cannot be shown at a location on other ships’ or VTS collision-avoidance displays. A longer input produces a longer outage.</w:t>
       </w:r>
     </w:p>
     <w:p>
@@ -377,7 +395,7 @@
         <w:spacing w:after="120" w:line="264" w:lineRule="auto"/>
       </w:pPr>
       <w:r>
-        <w:t>The items below are confirmed violations of IEC 61162-1:2024. Each could plausibly enable an attack, but confirming that would require testing equipment downstream of the transponder, which we did not have. They are reported so the vendor can close the gaps; they should not be read as demonstrated attacks.</w:t>
+        <w:t>The items below are confirmed violations of IEC 61162-1:2024. Each could plausibly enable an attack, but confirming that would require testing equipment downstream of the transponder, which we did not have. They are reported so the vendor can close the gaps.</w:t>
       </w:r>
     </w:p>
     <w:tbl>
@@ -2138,54 +2156,8 @@
           <w:sz w:val="26"/>
           <w:szCs w:val="26"/>
         </w:rPr>
-        <w:t>5. Behavior that conformed (for completeness)</w:t>
-      </w:r>
-    </w:p>
-    <w:p>
-      <w:pPr>
-        <w:spacing w:after="80" w:line="264" w:lineRule="auto"/>
-      </w:pPr>
-      <w:r>
-        <w:t>To keep the assessment balanced, the unit handled two classes of malformed input correctly:</w:t>
-      </w:r>
-    </w:p>
-    <w:p>
-      <w:pPr>
-        <w:spacing w:after="80" w:line="264" w:lineRule="auto"/>
-      </w:pPr>
-      <w:r>
-        <w:rPr>
-          <w:b/>
-          <w:bCs/>
-          <w:color w:val="1F3864"/>
-        </w:rPr>
-        <w:t xml:space="preserve">Invalid checksums:  </w:t>
-      </w:r>
-      <w:r>
-        <w:t>every sentence with a wrong, missing, non-hexadecimal, or wrong-case checksum was rejected; the unit dropped to no-fix rather than adopting the false position (conforms to 7.2.4 and 7.4 a).</w:t>
-      </w:r>
-    </w:p>
-    <w:p>
-      <w:pPr>
-        <w:spacing w:after="80" w:line="264" w:lineRule="auto"/>
-      </w:pPr>
-      <w:r>
-        <w:rPr>
-          <w:b/>
-          <w:bCs/>
-          <w:color w:val="1F3864"/>
-        </w:rPr>
-        <w:t xml:space="preserve">Structural control bytes:  </w:t>
-      </w:r>
-      <w:r>
-        <w:t>the * and CR bytes in a field caused a clean rejection (no-fix) rather than a mis-parse.</w:t>
-      </w:r>
-    </w:p>
-    <w:p>
-      <w:pPr>
-        <w:pStyle w:val="Heading1"/>
-        <w:spacing w:before="260" w:after="120"/>
-      </w:pPr>
+        <w:t>5</w:t>
+      </w:r>
       <w:r>
         <w:rPr>
           <w:b/>
@@ -2194,7 +2166,7 @@
           <w:sz w:val="26"/>
           <w:szCs w:val="26"/>
         </w:rPr>
-        <w:t>6. Attack surface</w:t>
+        <w:t>. Attack surface</w:t>
       </w:r>
     </w:p>
     <w:p>
@@ -2202,14 +2174,60 @@
         <w:spacing w:after="120" w:line="264" w:lineRule="auto"/>
       </w:pPr>
       <w:r>
-        <w:t xml:space="preserve">All findings target the serial (NMEA) presentation interface. Aboard ship this bus is shared with GPS, ECDIS, sensors and multiplexers, so reaching it does not necessarily require physical access: a remote attacker who has pivoted onto a networked shipboard device (for example an ECDIS, or a VSAT-connected system bridged to the NMEA bus) can inject the same sentences. </w:t>
+        <w:t>All findings target the serial (NMEA) presentation interface. Aboard ship</w:t>
+      </w:r>
+      <w:r>
+        <w:t>,</w:t>
+      </w:r>
+      <w:r>
+        <w:t xml:space="preserve"> this bus is shared with GPS, ECDIS, sensors</w:t>
+      </w:r>
+      <w:r>
+        <w:t>,</w:t>
+      </w:r>
+      <w:r>
+        <w:t xml:space="preserve"> and multiplexers, so reaching it does not necessarily require physical access: a remote attacker who has pivoted onto a networked shipboard device (for example</w:t>
+      </w:r>
+      <w:r>
+        <w:t>,</w:t>
+      </w:r>
+      <w:r>
+        <w:t xml:space="preserve"> an ECDIS or a VSAT-connected system bridged to the NMEA bus) can inject the same sentences. </w:t>
       </w:r>
       <w:r>
         <w:rPr>
           <w:b/>
           <w:bCs/>
         </w:rPr>
-        <w:t xml:space="preserve">The findings above therefore describe remotely reachable </w:t>
+        <w:t>The findings above</w:t>
+      </w:r>
+      <w:r>
+        <w:rPr>
+          <w:b/>
+          <w:bCs/>
+        </w:rPr>
+        <w:t>,</w:t>
+      </w:r>
+      <w:r>
+        <w:rPr>
+          <w:b/>
+          <w:bCs/>
+        </w:rPr>
+        <w:t xml:space="preserve"> therefore</w:t>
+      </w:r>
+      <w:r>
+        <w:rPr>
+          <w:b/>
+          <w:bCs/>
+        </w:rPr>
+        <w:t>,</w:t>
+      </w:r>
+      <w:r>
+        <w:rPr>
+          <w:b/>
+          <w:bCs/>
+        </w:rPr>
+        <w:t xml:space="preserve"> describe remotely reachable </w:t>
       </w:r>
       <w:r>
         <w:rPr>
